--- a/documentation/user_guides/individual_programs/spectral_viewer/Spectral_Viewer_User_Guide.docx
+++ b/documentation/user_guides/individual_programs/spectral_viewer/Spectral_Viewer_User_Guide.docx
@@ -16,7 +16,7 @@
         <w:jc w:val="center"/>
       </w:pPr>
       <w:r>
-        <w:t>Version 2.1.6 — October 2026</w:t>
+        <w:t>Version 2.1.7 — October 2026</w:t>
       </w:r>
     </w:p>
     <w:p>

--- a/documentation/user_guides/individual_programs/spectral_viewer/Spectral_Viewer_User_Guide.docx
+++ b/documentation/user_guides/individual_programs/spectral_viewer/Spectral_Viewer_User_Guide.docx
@@ -16,7 +16,7 @@
         <w:jc w:val="center"/>
       </w:pPr>
       <w:r>
-        <w:t>Version 2.1.7 — October 2026</w:t>
+        <w:t>Version 2.2.0 — October 2026</w:t>
       </w:r>
     </w:p>
     <w:p>

--- a/documentation/user_guides/individual_programs/spectral_viewer/Spectral_Viewer_User_Guide.docx
+++ b/documentation/user_guides/individual_programs/spectral_viewer/Spectral_Viewer_User_Guide.docx
@@ -16,7 +16,7 @@
         <w:jc w:val="center"/>
       </w:pPr>
       <w:r>
-        <w:t>Version 2.2.0 — October 2026</w:t>
+        <w:t>Version 2.2.1 — October 2026</w:t>
       </w:r>
     </w:p>
     <w:p>

--- a/documentation/user_guides/individual_programs/spectral_viewer/Spectral_Viewer_User_Guide.docx
+++ b/documentation/user_guides/individual_programs/spectral_viewer/Spectral_Viewer_User_Guide.docx
@@ -16,7 +16,7 @@
         <w:jc w:val="center"/>
       </w:pPr>
       <w:r>
-        <w:t>Version 2.2.1 — October 2026</w:t>
+        <w:t>Version 2.3.0 — October 2026</w:t>
       </w:r>
     </w:p>
     <w:p>
